--- a/Image stitching.docx
+++ b/Image stitching.docx
@@ -622,6 +622,41 @@
         <w:pStyle w:val="Heading1"/>
       </w:pPr>
       <w:r>
+        <w:t>Region of Interest</w:t>
+      </w:r>
+    </w:p>
+    <w:p>
+      <w:pPr>
+        <w:pStyle w:val="Heading2"/>
+      </w:pPr>
+      <w:r>
+        <w:t xml:space="preserve">Peak Detection: </w:t>
+      </w:r>
+    </w:p>
+    <w:p>
+      <w:r>
+        <w:t>Identifying the absolute extreme points of an isolated object or fragment boundary to determine orientation, alignment, or matching features.</w:t>
+      </w:r>
+    </w:p>
+    <w:p>
+      <w:pPr>
+        <w:pStyle w:val="Heading2"/>
+      </w:pPr>
+      <w:r>
+        <w:t xml:space="preserve">Padding </w:t>
+      </w:r>
+    </w:p>
+    <w:p/>
+    <w:p>
+      <w:pPr>
+        <w:pStyle w:val="Heading1"/>
+      </w:pPr>
+    </w:p>
+    <w:p>
+      <w:pPr>
+        <w:pStyle w:val="Heading1"/>
+      </w:pPr>
+      <w:r>
         <w:t>Image Stitching Steps</w:t>
       </w:r>
     </w:p>
@@ -653,6 +688,7 @@
         <w:rPr>
           <w:rStyle w:val="Heading2Char"/>
         </w:rPr>
+        <w:lastRenderedPageBreak/>
         <w:t>Feature Detection:</w:t>
       </w:r>
       <w:r>
@@ -721,7 +757,6 @@
         <w:rPr>
           <w:rStyle w:val="Heading2Char"/>
         </w:rPr>
-        <w:lastRenderedPageBreak/>
         <w:t>Blending:</w:t>
       </w:r>
       <w:r>

--- a/Image stitching.docx
+++ b/Image stitching.docx
@@ -617,35 +617,6 @@
         </w:tc>
       </w:tr>
     </w:tbl>
-    <w:p>
-      <w:pPr>
-        <w:pStyle w:val="Heading1"/>
-      </w:pPr>
-      <w:r>
-        <w:t>Region of Interest</w:t>
-      </w:r>
-    </w:p>
-    <w:p>
-      <w:pPr>
-        <w:pStyle w:val="Heading2"/>
-      </w:pPr>
-      <w:r>
-        <w:t xml:space="preserve">Peak Detection: </w:t>
-      </w:r>
-    </w:p>
-    <w:p>
-      <w:r>
-        <w:t>Identifying the absolute extreme points of an isolated object or fragment boundary to determine orientation, alignment, or matching features.</w:t>
-      </w:r>
-    </w:p>
-    <w:p>
-      <w:pPr>
-        <w:pStyle w:val="Heading2"/>
-      </w:pPr>
-      <w:r>
-        <w:t xml:space="preserve">Padding </w:t>
-      </w:r>
-    </w:p>
     <w:p/>
     <w:p>
       <w:pPr>
@@ -688,7 +659,6 @@
         <w:rPr>
           <w:rStyle w:val="Heading2Char"/>
         </w:rPr>
-        <w:lastRenderedPageBreak/>
         <w:t>Feature Detection:</w:t>
       </w:r>
       <w:r>
@@ -723,6 +693,7 @@
         <w:rPr>
           <w:rStyle w:val="Heading2Char"/>
         </w:rPr>
+        <w:lastRenderedPageBreak/>
         <w:t>Homography Estimation:</w:t>
       </w:r>
       <w:r>
@@ -1669,6 +1640,7 @@
   <w:style w:type="character" w:default="1" w:styleId="DefaultParagraphFont">
     <w:name w:val="Default Paragraph Font"/>
     <w:uiPriority w:val="1"/>
+    <w:semiHidden/>
     <w:unhideWhenUsed/>
   </w:style>
   <w:style w:type="table" w:default="1" w:styleId="TableNormal">
